--- a/ARIFA BEGUM P _CV.docx
+++ b/ARIFA BEGUM P _CV.docx
@@ -79,7 +79,7 @@
           </mc:Choice>
           <mc:Fallback>
             <w:pict>
-              <v:shape w14:anchorId="7BA29AAC" id="Graphic 2" o:spid="_x0000_s1026" style="position:absolute;margin-left:79.15pt;margin-top:62.15pt;width:307.45pt;height:.1pt;z-index:-15728640;visibility:visible;mso-wrap-style:square;mso-wrap-distance-left:0;mso-wrap-distance-top:0;mso-wrap-distance-right:0;mso-wrap-distance-bottom:0;mso-position-horizontal:absolute;mso-position-horizontal-relative:page;mso-position-vertical:absolute;mso-position-vertical-relative:text;v-text-anchor:top" coordsize="3904615,1270" o:gfxdata="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" path="m,l3904487,e" filled="f" strokeweight=".72pt">
+              <v:shape w14:anchorId="61D510F3" id="Graphic 2" o:spid="_x0000_s1026" style="position:absolute;margin-left:79.15pt;margin-top:62.15pt;width:307.45pt;height:.1pt;z-index:-15728640;visibility:visible;mso-wrap-style:square;mso-wrap-distance-left:0;mso-wrap-distance-top:0;mso-wrap-distance-right:0;mso-wrap-distance-bottom:0;mso-position-horizontal:absolute;mso-position-horizontal-relative:page;mso-position-vertical:absolute;mso-position-vertical-relative:text;v-text-anchor:top" coordsize="3904615,1270" o:gfxdata="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" path="m,l3904487,e" filled="f" strokeweight=".72pt">
                 <v:path arrowok="t"/>
                 <w10:wrap type="topAndBottom" anchorx="page"/>
               </v:shape>
@@ -549,7 +549,7 @@
           </mc:Choice>
           <mc:Fallback>
             <w:pict>
-              <v:shape w14:anchorId="401ED478" id="Graphic 4" o:spid="_x0000_s1026" style="position:absolute;margin-left:78.45pt;margin-top:14.65pt;width:488.05pt;height:.1pt;z-index:-15728128;visibility:visible;mso-wrap-style:square;mso-wrap-distance-left:0;mso-wrap-distance-top:0;mso-wrap-distance-right:0;mso-wrap-distance-bottom:0;mso-position-horizontal:absolute;mso-position-horizontal-relative:page;mso-position-vertical:absolute;mso-position-vertical-relative:text;v-text-anchor:top" coordsize="6198235,1270" o:gfxdata="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" path="m,l6198108,e" filled="f" strokeweight=".72pt">
+              <v:shape w14:anchorId="702CE333" id="Graphic 4" o:spid="_x0000_s1026" style="position:absolute;margin-left:78.45pt;margin-top:14.65pt;width:488.05pt;height:.1pt;z-index:-15728128;visibility:visible;mso-wrap-style:square;mso-wrap-distance-left:0;mso-wrap-distance-top:0;mso-wrap-distance-right:0;mso-wrap-distance-bottom:0;mso-position-horizontal:absolute;mso-position-horizontal-relative:page;mso-position-vertical:absolute;mso-position-vertical-relative:text;v-text-anchor:top" coordsize="6198235,1270" o:gfxdata="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" path="m,l6198108,e" filled="f" strokeweight=".72pt">
                 <v:path arrowok="t"/>
                 <w10:wrap type="topAndBottom" anchorx="page"/>
               </v:shape>
@@ -957,7 +957,7 @@
           </mc:Choice>
           <mc:Fallback>
             <w:pict>
-              <v:shape w14:anchorId="43620D19" id="Graphic 5" o:spid="_x0000_s1026" style="position:absolute;margin-left:78.45pt;margin-top:7.4pt;width:460.6pt;height:.1pt;z-index:-15727616;visibility:visible;mso-wrap-style:square;mso-wrap-distance-left:0;mso-wrap-distance-top:0;mso-wrap-distance-right:0;mso-wrap-distance-bottom:0;mso-position-horizontal:absolute;mso-position-horizontal-relative:page;mso-position-vertical:absolute;mso-position-vertical-relative:text;v-text-anchor:top" coordsize="5849620,1270" o:gfxdata="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" path="m,l5849112,e" filled="f" strokeweight=".72pt">
+              <v:shape w14:anchorId="44CA3D0A" id="Graphic 5" o:spid="_x0000_s1026" style="position:absolute;margin-left:78.45pt;margin-top:7.4pt;width:460.6pt;height:.1pt;z-index:-15727616;visibility:visible;mso-wrap-style:square;mso-wrap-distance-left:0;mso-wrap-distance-top:0;mso-wrap-distance-right:0;mso-wrap-distance-bottom:0;mso-position-horizontal:absolute;mso-position-horizontal-relative:page;mso-position-vertical:absolute;mso-position-vertical-relative:text;v-text-anchor:top" coordsize="5849620,1270" o:gfxdata="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" path="m,l5849112,e" filled="f" strokeweight=".72pt">
                 <v:path arrowok="t"/>
                 <w10:wrap type="topAndBottom" anchorx="page"/>
               </v:shape>
@@ -5677,55 +5677,7 @@
                 <w:sz w:val="20"/>
                 <w:lang w:val="en-IN"/>
               </w:rPr>
-              <w:t xml:space="preserve">Experienced in testing both </w:t>
-            </w:r>
-            <w:r>
-              <w:rPr>
-                <w:b/>
-                <w:bCs/>
-                <w:sz w:val="20"/>
-                <w:lang w:val="en-IN"/>
-              </w:rPr>
-              <w:t>Web-based</w:t>
-            </w:r>
-            <w:r>
-              <w:rPr>
-                <w:sz w:val="20"/>
-                <w:lang w:val="en-IN"/>
-              </w:rPr>
-              <w:t xml:space="preserve"> and </w:t>
-            </w:r>
-            <w:r>
-              <w:rPr>
-                <w:b/>
-                <w:bCs/>
-                <w:sz w:val="20"/>
-                <w:lang w:val="en-IN"/>
-              </w:rPr>
-              <w:t>Windows-based</w:t>
-            </w:r>
-            <w:r>
-              <w:rPr>
-                <w:sz w:val="20"/>
-                <w:lang w:val="en-IN"/>
-              </w:rPr>
-              <w:t xml:space="preserve"> applications, including </w:t>
-            </w:r>
-            <w:r>
-              <w:rPr>
-                <w:b/>
-                <w:bCs/>
-                <w:sz w:val="20"/>
-                <w:lang w:val="en-IN"/>
-              </w:rPr>
-              <w:t>WebCSR, WebAdmin, Profile, and Profile Direct Teller</w:t>
-            </w:r>
-            <w:r>
-              <w:rPr>
-                <w:sz w:val="20"/>
-                <w:lang w:val="en-IN"/>
-              </w:rPr>
-              <w:t xml:space="preserve">. </w:t>
+              <w:t xml:space="preserve">Experienced in testing both Web-based and Windows-based applications, including WebCSR, WebAdmin, Profile, and Profile Direct Teller. </w:t>
             </w:r>
           </w:p>
           <w:p>
@@ -5749,39 +5701,7 @@
                 <w:sz w:val="20"/>
                 <w:lang w:val="en-IN"/>
               </w:rPr>
-              <w:t xml:space="preserve">Prepared detailed </w:t>
-            </w:r>
-            <w:r>
-              <w:rPr>
-                <w:b/>
-                <w:bCs/>
-                <w:sz w:val="20"/>
-                <w:lang w:val="en-IN"/>
-              </w:rPr>
-              <w:t>test data</w:t>
-            </w:r>
-            <w:r>
-              <w:rPr>
-                <w:sz w:val="20"/>
-                <w:lang w:val="en-IN"/>
-              </w:rPr>
-              <w:t xml:space="preserve"> and </w:t>
-            </w:r>
-            <w:r>
-              <w:rPr>
-                <w:b/>
-                <w:bCs/>
-                <w:sz w:val="20"/>
-                <w:lang w:val="en-IN"/>
-              </w:rPr>
-              <w:t>test scenarios</w:t>
-            </w:r>
-            <w:r>
-              <w:rPr>
-                <w:sz w:val="20"/>
-                <w:lang w:val="en-IN"/>
-              </w:rPr>
-              <w:t xml:space="preserve"> based on the Functional Specification Document (FSD). </w:t>
+              <w:t xml:space="preserve">Prepared detailed test data and test scenarios based on the Functional Specification Document (FSD). </w:t>
             </w:r>
           </w:p>
           <w:p>
@@ -5853,23 +5773,7 @@
                 <w:sz w:val="20"/>
                 <w:lang w:val="en-IN"/>
               </w:rPr>
-              <w:t xml:space="preserve">Actively involved in </w:t>
-            </w:r>
-            <w:r>
-              <w:rPr>
-                <w:b/>
-                <w:bCs/>
-                <w:sz w:val="20"/>
-                <w:lang w:val="en-IN"/>
-              </w:rPr>
-              <w:t>all phases of testing</w:t>
-            </w:r>
-            <w:r>
-              <w:rPr>
-                <w:sz w:val="20"/>
-                <w:lang w:val="en-IN"/>
-              </w:rPr>
-              <w:t xml:space="preserve"> for newly introduced project requirements.</w:t>
+              <w:t>Actively involved in all phases of testing for newly introduced project requirements.</w:t>
             </w:r>
           </w:p>
         </w:tc>
@@ -6766,7 +6670,7 @@
           </mc:Choice>
           <mc:Fallback>
             <w:pict>
-              <v:shape w14:anchorId="67F17D78" id="Graphic 6" o:spid="_x0000_s1026" style="position:absolute;margin-left:78.45pt;margin-top:15pt;width:492.25pt;height:.1pt;z-index:-15726592;visibility:visible;mso-wrap-style:square;mso-wrap-distance-left:0;mso-wrap-distance-top:0;mso-wrap-distance-right:0;mso-wrap-distance-bottom:0;mso-position-horizontal:absolute;mso-position-horizontal-relative:page;mso-position-vertical:absolute;mso-position-vertical-relative:text;v-text-anchor:top" coordsize="6251575,1270" o:gfxdata="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" path="m,l6251448,e" filled="f" strokeweight=".72pt">
+              <v:shape w14:anchorId="16D9817D" id="Graphic 6" o:spid="_x0000_s1026" style="position:absolute;margin-left:78.45pt;margin-top:15pt;width:492.25pt;height:.1pt;z-index:-15726592;visibility:visible;mso-wrap-style:square;mso-wrap-distance-left:0;mso-wrap-distance-top:0;mso-wrap-distance-right:0;mso-wrap-distance-bottom:0;mso-position-horizontal:absolute;mso-position-horizontal-relative:page;mso-position-vertical:absolute;mso-position-vertical-relative:text;v-text-anchor:top" coordsize="6251575,1270" o:gfxdata="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" path="m,l6251448,e" filled="f" strokeweight=".72pt">
                 <v:path arrowok="t"/>
                 <w10:wrap type="topAndBottom" anchorx="page"/>
               </v:shape>
@@ -7104,7 +7008,7 @@
           </mc:Choice>
           <mc:Fallback>
             <w:pict>
-              <v:shape w14:anchorId="13C044DA" id="Graphic 7" o:spid="_x0000_s1026" style="position:absolute;margin-left:79.15pt;margin-top:15.5pt;width:474pt;height:.1pt;z-index:-15726080;visibility:visible;mso-wrap-style:square;mso-wrap-distance-left:0;mso-wrap-distance-top:0;mso-wrap-distance-right:0;mso-wrap-distance-bottom:0;mso-position-horizontal:absolute;mso-position-horizontal-relative:page;mso-position-vertical:absolute;mso-position-vertical-relative:text;v-text-anchor:top" coordsize="6019800,1270" o:gfxdata="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" path="m,l6019800,e" filled="f" strokeweight=".72pt">
+              <v:shape w14:anchorId="7DA131E8" id="Graphic 7" o:spid="_x0000_s1026" style="position:absolute;margin-left:79.15pt;margin-top:15.5pt;width:474pt;height:.1pt;z-index:-15726080;visibility:visible;mso-wrap-style:square;mso-wrap-distance-left:0;mso-wrap-distance-top:0;mso-wrap-distance-right:0;mso-wrap-distance-bottom:0;mso-position-horizontal:absolute;mso-position-horizontal-relative:page;mso-position-vertical:absolute;mso-position-vertical-relative:text;v-text-anchor:top" coordsize="6019800,1270" o:gfxdata="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" path="m,l6019800,e" filled="f" strokeweight=".72pt">
                 <v:path arrowok="t"/>
                 <w10:wrap type="topAndBottom" anchorx="page"/>
               </v:shape>
